--- a/public/downloads/przykladowa-praca-magisterska-kosmetologia.docx
+++ b/public/downloads/przykladowa-praca-magisterska-kosmetologia.docx
@@ -120,7 +120,7 @@
         <w:t xml:space="preserve">(przed serią i po niej), uzupełniona samooceną uczestniczek. Konwencja nauk o zdrowiu: streszczenie strukturalne, „Materiał i metody”, komisja bioetyczna, piśmiennictwo Vancouver. Niebieskie adnotacje — usuń w swojej pracy. Dane liczbowe są fikcyjne. Pełne poradniki: praca-magisterska.pl/poradniki/</w:t>
       </w:r>
     </w:p>
-    <w:bookmarkStart w:id="20" w:name="streszczenie"/>
+    <w:bookmarkStart w:id="9" w:name="_streszczenie"/>
     <w:p>
       <w:pPr>
         <w:pStyle w:val="Heading1"/>
@@ -245,8 +245,8 @@
         <w:t xml:space="preserve">[Streszczenie strukturalne z liczbami: wielkość grupy, protokół (ile zabiegów, jakie odstępy), parametry, zmiany procentowe z wartościami p. Sygnatura dobrej pracy z kosmetologii: pomiar obiektywny + samoocena + ich porównanie.]</w:t>
       </w:r>
     </w:p>
-    <w:bookmarkEnd w:id="20"/>
-    <w:bookmarkStart w:id="21" w:name="spis-treści"/>
+    <w:bookmarkEnd w:id="9"/>
+    <w:bookmarkStart w:id="10" w:name="_68349d0c7d64ae346c98bcec9a8185b5790f4f0"/>
     <w:p>
       <w:pPr>
         <w:pStyle w:val="Heading1"/>
@@ -475,8 +475,8 @@
         <w:t xml:space="preserve"> </w:t>
       </w:r>
     </w:p>
-    <w:bookmarkEnd w:id="21"/>
-    <w:bookmarkStart w:id="24" w:name="rozdział-2.-materiał-i-metody"/>
+    <w:bookmarkEnd w:id="10"/>
+    <w:bookmarkStart w:id="13" w:name="_9de6aadbdeed55d8a322d25d0d2e8752b1f474d"/>
     <w:p>
       <w:pPr>
         <w:pStyle w:val="Heading1"/>
@@ -485,7 +485,7 @@
         <w:t xml:space="preserve">Rozdział 2. Materiał i metody</w:t>
       </w:r>
     </w:p>
-    <w:bookmarkStart w:id="22" w:name="X12664bd8eac2fa573cda6dcc5cdec8ef8d17e85"/>
+    <w:bookmarkStart w:id="11" w:name="_12664bd8eac2fa573cda6dcc5cdec8ef8d17e85"/>
     <w:p>
       <w:pPr>
         <w:pStyle w:val="Heading2"/>
@@ -510,8 +510,8 @@
         <w:t xml:space="preserve">[Kryteria kwalifikacji w pracy zabiegowej pełnią podwójną rolę: bezpieczeństwa (przeciwwskazania!) i rzetelności (stała pielęgnacja domowa jako kontrola zmiennych zakłócających). Recenzent-kosmetolog sprawdzi oba aspekty.]</w:t>
       </w:r>
     </w:p>
-    <w:bookmarkEnd w:id="22"/>
-    <w:bookmarkStart w:id="23" w:name="Xca4a7188cee61040052fb01b7400a08be152105"/>
+    <w:bookmarkEnd w:id="11"/>
+    <w:bookmarkStart w:id="12" w:name="_ca4a7188cee61040052fb01b7400a08be152105"/>
     <w:p>
       <w:pPr>
         <w:pStyle w:val="Heading2"/>
@@ -536,9 +536,9 @@
         <w:t xml:space="preserve">[Serce warsztatu kosmetologii: STANDARYZACJA pomiaru (aklimatyzacja, temperatura, wilgotność, odstęp od aplikacji kosmetyków, te same punkty pomiarowe, uśrednienie odczytów). Bez tego akapitu wyniki aparaturowe są niewiarygodne — parametry skóry silnie zależą od warunków otoczenia.]</w:t>
       </w:r>
     </w:p>
-    <w:bookmarkEnd w:id="23"/>
-    <w:bookmarkEnd w:id="24"/>
-    <w:bookmarkStart w:id="27" w:name="rozdział-3.-wyniki"/>
+    <w:bookmarkEnd w:id="12"/>
+    <w:bookmarkEnd w:id="13"/>
+    <w:bookmarkStart w:id="16" w:name="_6e860dd1a63917aa9ec83d81b69b25253201281"/>
     <w:p>
       <w:pPr>
         <w:pStyle w:val="Heading1"/>
@@ -547,7 +547,7 @@
         <w:t xml:space="preserve">Rozdział 3. Wyniki</w:t>
       </w:r>
     </w:p>
-    <w:bookmarkStart w:id="25" w:name="X196d9df3e5cd9d1690f980c9253323f42f78b2e"/>
+    <w:bookmarkStart w:id="14" w:name="_196d9df3e5cd9d1690f980c9253323f42f78b2e"/>
     <w:p>
       <w:pPr>
         <w:pStyle w:val="Heading2"/>
@@ -760,8 +760,8 @@
         <w:t xml:space="preserve">[Tabela przed–po z jednostkami i wartościami p; „j.u.” = jednostki umowne aparatu. Pod tabelą „Źródło: badania własne”. Zwróć uwagę na kierunek interpretacji: spadek TEWL to poprawa (mniejsza ucieczka wody = lepsza bariera).]</w:t>
       </w:r>
     </w:p>
-    <w:bookmarkEnd w:id="25"/>
-    <w:bookmarkStart w:id="26" w:name="samoocena-uczestniczek-a-wyniki-pomiarów"/>
+    <w:bookmarkEnd w:id="14"/>
+    <w:bookmarkStart w:id="15" w:name="_90c625cf889439dc60ca385e76e134ae8b248a9"/>
     <w:p>
       <w:pPr>
         <w:pStyle w:val="Heading2"/>
@@ -778,9 +778,9 @@
         <w:t xml:space="preserve">Poprawę nawilżenia skóry zadeklarowały w kwestionariuszu 84% uczestniczek, jednak korelacja samooceny z obiektywną zmianą korneometryczną była umiarkowana (rho Spearmana = 0,44; p = 0,012). U sześciu uczestniczek deklarowana poprawa nie znalazła potwierdzenia w pomiarach, co ilustruje ograniczoną trafność samooceny jako jedynego kryterium skuteczności zabiegów.</w:t>
       </w:r>
     </w:p>
-    <w:bookmarkEnd w:id="26"/>
-    <w:bookmarkEnd w:id="27"/>
-    <w:bookmarkStart w:id="28" w:name="rozdział-4.-dyskusja"/>
+    <w:bookmarkEnd w:id="15"/>
+    <w:bookmarkEnd w:id="16"/>
+    <w:bookmarkStart w:id="17" w:name="_a5e83a5bee12c6166517ed78eba9af74e21dfa9"/>
     <w:p>
       <w:pPr>
         <w:pStyle w:val="Heading1"/>
@@ -797,8 +797,8 @@
         <w:t xml:space="preserve">Uzyskana poprawa parametrów nawilżenia i bariery naskórkowej jest zbieżna z doniesieniami o stymulującym wpływie mikronakłuwania na procesy naprawcze naskórka. Praktyczne znaczenie ma rozbieżność między samooceną a pomiarami: wyniki wspierają postulat kosmetologii opartej na dowodach, w której efekty zabiegów dokumentuje się aparaturowo. Ograniczenia pracy: brak grupy kontrolnej (schemat przed–po w jednej grupie), krótki horyzont obserwacji (4 tygodnie po serii) oraz jednoośrodkowy charakter badania — kierunkiem dalszych badań byłby schemat z grupą kontrolną i obserwacją odległą.</w:t>
       </w:r>
     </w:p>
-    <w:bookmarkEnd w:id="28"/>
-    <w:bookmarkStart w:id="29" w:name="wnioski"/>
+    <w:bookmarkEnd w:id="17"/>
+    <w:bookmarkStart w:id="18" w:name="_wnioski"/>
     <w:p>
       <w:pPr>
         <w:pStyle w:val="Heading1"/>
@@ -843,8 +843,8 @@
         <w:t xml:space="preserve">Ze względu na brak grupy kontrolnej uzyskane wyniki należy interpretować jako zmianę obserwowaną po serii zabiegów, nie jako dowód wyłącznego wpływu samej procedury.</w:t>
       </w:r>
     </w:p>
-    <w:bookmarkEnd w:id="29"/>
-    <w:bookmarkStart w:id="33" w:name="piśmiennictwo"/>
+    <w:bookmarkEnd w:id="18"/>
+    <w:bookmarkStart w:id="23" w:name="_piśmiennictwo"/>
     <w:p>
       <w:pPr>
         <w:pStyle w:val="Heading1"/>
@@ -942,7 +942,7 @@
     </w:p>
     <w:p>
       <w:pPr>
-        <w:pStyle w:val="BodyText"/>
+        <w:pStyle w:val="FirstParagraph"/>
       </w:pPr>
       <w:r>
         <w:t xml:space="preserve">Wzór przygotowała redakcja serwisu</w:t>
@@ -970,7 +970,7 @@
           <w:b/>
           <w:bCs/>
         </w:rPr>
-        <w:t xml:space="preserve">Smart-Edu.ai — pierwsza wersja pracy w kilka godzin, nie w kilka miesięcy</w:t>
+        <w:t xml:space="preserve">„Jak napisać pracę magisterską z kosmetologii” — przewodnik do tego wzoru</w:t>
       </w:r>
     </w:p>
     <w:p>
@@ -978,21 +978,21 @@
         <w:pStyle w:val="Note"/>
       </w:pPr>
       <w:r>
-        <w:t xml:space="preserve">Podajesz temat, kierunek studiów i wytyczne promotora, a sztuczna inteligencja generuje unikalny, gotowy do edycji tekst: z poprawną strukturą rozdziałów, przypisami i bibliografią. Rejestracja jest darmowa, płacisz wyłącznie za wygenerowany tekst.</w:t>
+        <w:t xml:space="preserve">Wzór pokazuje układ pracy. Przewodnik pokazuje, jak wypełnić każdy rozdział treścią: dobór metody i narzędzi, analiza wyników, typowe uwagi recenzentów. PDF + EPUB, 49 zł, dostęp od razu po płatności.</w:t>
       </w:r>
     </w:p>
     <w:p>
       <w:pPr>
         <w:pStyle w:val="Note"/>
       </w:pPr>
-      <w:hyperlink r:id="rId30">
+      <w:hyperlink r:id="rId19">
         <w:r>
           <w:rPr>
             <w:rStyle w:val="Hyperlink"/>
             <w:b/>
             <w:bCs/>
           </w:rPr>
-          <w:t xml:space="preserve">www.smart-edu.ai/pl/masters-thesis</w:t>
+          <w:t xml:space="preserve">praca-magisterska.pl/sklep/jak-napisac-prace-magisterska-z-kosmetologii/</w:t>
         </w:r>
       </w:hyperlink>
     </w:p>
@@ -1001,35 +1001,50 @@
         <w:pStyle w:val="BodyText"/>
       </w:pPr>
       <w:r>
-        <w:t xml:space="preserve">Wolisz napisać pracę w pełni samodzielnie? Pomoże Ci ebook</w:t>
-      </w:r>
-      <w:r>
-        <w:t xml:space="preserve"> </w:t>
-      </w:r>
-      <w:r>
-        <w:rPr>
-          <w:b/>
-          <w:bCs/>
-        </w:rPr>
-        <w:t xml:space="preserve">„Jak napisać pracę magisterską. Kompletny przewodnik od A do Z”</w:t>
-      </w:r>
-      <w:r>
-        <w:t xml:space="preserve"> </w:t>
-      </w:r>
-      <w:r>
-        <w:t xml:space="preserve">— 250 stron praktycznych wskazówek, szablonów i checklist, z rozdziałem o etycznym korzystaniu z AI:</w:t>
-      </w:r>
-      <w:r>
-        <w:t xml:space="preserve"> </w:t>
-      </w:r>
-      <w:hyperlink r:id="rId31">
+        <w:t xml:space="preserve">Chcesz zobaczyć kompletną pracę z przypisami i bibliografią? Zajrzyj do</w:t>
+      </w:r>
+      <w:r>
+        <w:t xml:space="preserve"> </w:t>
+      </w:r>
+      <w:hyperlink r:id="rId20">
         <w:r>
           <w:rPr>
             <w:rStyle w:val="Hyperlink"/>
           </w:rPr>
-          <w:t xml:space="preserve">www.praca-magisterska.pl/sklep/praca-magisterska-ebook/</w:t>
+          <w:t xml:space="preserve">katalogu gotowych prac wzorcowych</w:t>
         </w:r>
       </w:hyperlink>
+      <w:r>
+        <w:t xml:space="preserve"> </w:t>
+      </w:r>
+      <w:r>
+        <w:t xml:space="preserve">(59 zł za pracę).</w:t>
+      </w:r>
+    </w:p>
+    <w:p>
+      <w:pPr>
+        <w:pStyle w:val="BodyText"/>
+      </w:pPr>
+      <w:r>
+        <w:t xml:space="preserve">Generator</w:t>
+      </w:r>
+      <w:r>
+        <w:t xml:space="preserve"> </w:t>
+      </w:r>
+      <w:hyperlink r:id="rId21">
+        <w:r>
+          <w:rPr>
+            <w:rStyle w:val="Hyperlink"/>
+          </w:rPr>
+          <w:t xml:space="preserve">Smart-Edu.ai</w:t>
+        </w:r>
+      </w:hyperlink>
+      <w:r>
+        <w:t xml:space="preserve"> </w:t>
+      </w:r>
+      <w:r>
+        <w:t xml:space="preserve">przygotuje pierwszą wersję tekstu z pomocą sztucznej inteligencji, jeśli wolisz zacząć od szkicu.</w:t>
+      </w:r>
     </w:p>
     <w:p>
       <w:pPr>
@@ -1045,7 +1060,7 @@
       <w:r>
         <w:t xml:space="preserve"> </w:t>
       </w:r>
-      <w:hyperlink r:id="rId32">
+      <w:hyperlink r:id="rId22">
         <w:r>
           <w:rPr>
             <w:rStyle w:val="Hyperlink"/>
@@ -1056,7 +1071,7 @@
         </w:r>
       </w:hyperlink>
     </w:p>
-    <w:bookmarkEnd w:id="33"/>
+    <w:bookmarkEnd w:id="23"/>
     <w:sectPr/>
   </w:body>
 </w:document>
